--- a/Адміністрування обчислювальних комплексів Зроблені ЛР/Лабораторна робота 4 - Матакова А.В. - 409а - Адміністрування обчислювальних комплексів.docx
+++ b/Адміністрування обчислювальних комплексів Зроблені ЛР/Лабораторна робота 4 - Матакова А.В. - 409а - Адміністрування обчислювальних комплексів.docx
@@ -1124,16 +1124,17 @@
           <w:sz w:val="28"/>
           <w:szCs w:val="28"/>
         </w:rPr>
-        <w:t xml:space="preserve">Набути навички роботи </w:t>
-      </w:r>
-      <w:r>
-        <w:rPr>
-          <w:iCs/>
-          <w:sz w:val="28"/>
-          <w:szCs w:val="28"/>
-        </w:rPr>
-        <w:t>з інструментом для тестування Selenium Webdriver API</w:t>
-      </w:r>
+        <w:t xml:space="preserve">Набути навички </w:t>
+      </w:r>
+      <w:r>
+        <w:rPr>
+          <w:sz w:val="28"/>
+          <w:szCs w:val="28"/>
+        </w:rPr>
+        <w:t>створення та налаштування віртуальних середовищ за допомогою інструменту Vagrant</w:t>
+      </w:r>
+      <w:bookmarkStart w:id="0" w:name="_GoBack"/>
+      <w:bookmarkEnd w:id="0"/>
       <w:r>
         <w:rPr>
           <w:iCs/>
@@ -1628,7 +1629,50 @@
           <w:sz w:val="28"/>
           <w:szCs w:val="28"/>
         </w:rPr>
-        <w:t xml:space="preserve"> на основі образу ubuntu/jammy64 з порталу Vagrant Cloud. У файлі визначено</w:t>
+        <w:t xml:space="preserve"> на основі образу ubuntu/jammy64 з порталу </w:t>
+      </w:r>
+      <w:r>
+        <w:rPr>
+          <w:sz w:val="28"/>
+          <w:szCs w:val="28"/>
+        </w:rPr>
+        <w:t>Vagrant Cloud.</w:t>
+      </w:r>
+    </w:p>
+    <w:p>
+      <w:pPr>
+        <w:suppressAutoHyphens w:val="0"/>
+        <w:spacing w:line="360" w:lineRule="auto"/>
+        <w:ind w:leftChars="0" w:left="0" w:firstLineChars="0" w:firstLine="709"/>
+        <w:jc w:val="both"/>
+        <w:textDirection w:val="lrTb"/>
+        <w:textAlignment w:val="auto"/>
+        <w:outlineLvl w:val="9"/>
+        <w:rPr>
+          <w:sz w:val="28"/>
+          <w:szCs w:val="28"/>
+        </w:rPr>
+      </w:pPr>
+      <w:r>
+        <w:rPr>
+          <w:sz w:val="28"/>
+          <w:szCs w:val="28"/>
+        </w:rPr>
+        <w:t>Після запуску команди vagrant up віртуальну машину автоматично створено та ініціалізовано: завантажено базовий образ, налаштовано мере</w:t>
+      </w:r>
+      <w:r>
+        <w:rPr>
+          <w:sz w:val="28"/>
+          <w:szCs w:val="28"/>
+        </w:rPr>
+        <w:t>жу, встановлено службові пакети</w:t>
+      </w:r>
+      <w:r>
+        <w:rPr>
+          <w:sz w:val="28"/>
+          <w:szCs w:val="28"/>
+        </w:rPr>
+        <w:t>.</w:t>
       </w:r>
     </w:p>
     <w:p>
@@ -1655,9 +1699,9 @@
         </w:rPr>
         <w:lastRenderedPageBreak/>
         <w:drawing>
-          <wp:inline distT="0" distB="0" distL="0" distR="0" wp14:anchorId="428AE587" wp14:editId="7E63D3E8">
-            <wp:extent cx="6299835" cy="6537325"/>
-            <wp:effectExtent l="0" t="0" r="5715" b="0"/>
+          <wp:inline distT="0" distB="0" distL="0" distR="0" wp14:anchorId="428AE587" wp14:editId="560C7415">
+            <wp:extent cx="4629936" cy="4804475"/>
+            <wp:effectExtent l="0" t="0" r="0" b="0"/>
             <wp:docPr id="1" name="Рисунок 1"/>
             <wp:cNvGraphicFramePr>
               <a:graphicFrameLocks xmlns:a="http://schemas.openxmlformats.org/drawingml/2006/main" noChangeAspect="1"/>
@@ -1678,7 +1722,7 @@
                   <pic:spPr>
                     <a:xfrm>
                       <a:off x="0" y="0"/>
-                      <a:ext cx="6299835" cy="6537325"/>
+                      <a:ext cx="4690893" cy="4867730"/>
                     </a:xfrm>
                     <a:prstGeom prst="rect">
                       <a:avLst/>
@@ -1703,6 +1747,78 @@
         <w:rPr>
           <w:sz w:val="28"/>
           <w:szCs w:val="28"/>
+        </w:rPr>
+      </w:pPr>
+      <w:r>
+        <w:rPr>
+          <w:sz w:val="28"/>
+          <w:szCs w:val="28"/>
+        </w:rPr>
+        <w:t>Рисунок 1 –</w:t>
+      </w:r>
+      <w:r>
+        <w:rPr>
+          <w:sz w:val="28"/>
+          <w:szCs w:val="28"/>
+        </w:rPr>
+        <w:t xml:space="preserve"> Результат </w:t>
+      </w:r>
+      <w:r>
+        <w:rPr>
+          <w:sz w:val="28"/>
+          <w:szCs w:val="28"/>
+        </w:rPr>
+        <w:t>виконання команди vagrant up</w:t>
+      </w:r>
+    </w:p>
+    <w:p>
+      <w:pPr>
+        <w:suppressAutoHyphens w:val="0"/>
+        <w:spacing w:line="360" w:lineRule="auto"/>
+        <w:ind w:leftChars="0" w:left="0" w:firstLineChars="0" w:firstLine="709"/>
+        <w:jc w:val="both"/>
+        <w:textDirection w:val="lrTb"/>
+        <w:textAlignment w:val="auto"/>
+        <w:outlineLvl w:val="9"/>
+        <w:rPr>
+          <w:sz w:val="28"/>
+          <w:szCs w:val="28"/>
+        </w:rPr>
+      </w:pPr>
+      <w:r>
+        <w:rPr>
+          <w:sz w:val="28"/>
+          <w:szCs w:val="28"/>
+        </w:rPr>
+        <w:t>У м</w:t>
+      </w:r>
+      <w:r>
+        <w:rPr>
+          <w:sz w:val="28"/>
+          <w:szCs w:val="28"/>
+        </w:rPr>
+        <w:t>енеджері Oracle VM VirtualBox з’</w:t>
+      </w:r>
+      <w:r>
+        <w:rPr>
+          <w:sz w:val="28"/>
+          <w:szCs w:val="28"/>
+        </w:rPr>
+        <w:t>явилася нова віртуальна машина lr4-ubuntu-jammy64, створена засобами Vagrant.</w:t>
+      </w:r>
+    </w:p>
+    <w:p>
+      <w:pPr>
+        <w:suppressAutoHyphens w:val="0"/>
+        <w:spacing w:line="360" w:lineRule="auto"/>
+        <w:ind w:leftChars="0" w:left="0" w:firstLineChars="0" w:firstLine="0"/>
+        <w:jc w:val="center"/>
+        <w:textDirection w:val="lrTb"/>
+        <w:textAlignment w:val="auto"/>
+        <w:outlineLvl w:val="9"/>
+        <w:rPr>
+          <w:sz w:val="28"/>
+          <w:szCs w:val="28"/>
           <w:lang w:val="ru-RU"/>
         </w:rPr>
       </w:pPr>
@@ -1713,7 +1829,6 @@
           <w:szCs w:val="28"/>
           <w:lang w:val="ru-RU"/>
         </w:rPr>
-        <w:lastRenderedPageBreak/>
         <w:drawing>
           <wp:inline distT="0" distB="0" distL="0" distR="0" wp14:anchorId="67EC9DEF" wp14:editId="393B7D42">
             <wp:extent cx="6299835" cy="2942590"/>
@@ -1763,6 +1878,93 @@
         <w:rPr>
           <w:sz w:val="28"/>
           <w:szCs w:val="28"/>
+        </w:rPr>
+      </w:pPr>
+      <w:r>
+        <w:rPr>
+          <w:sz w:val="28"/>
+          <w:szCs w:val="28"/>
+        </w:rPr>
+        <w:t xml:space="preserve">Рисунок </w:t>
+      </w:r>
+      <w:r>
+        <w:rPr>
+          <w:sz w:val="28"/>
+          <w:szCs w:val="28"/>
+        </w:rPr>
+        <w:t>2</w:t>
+      </w:r>
+      <w:r>
+        <w:rPr>
+          <w:sz w:val="28"/>
+          <w:szCs w:val="28"/>
+        </w:rPr>
+        <w:t xml:space="preserve"> –</w:t>
+      </w:r>
+      <w:r>
+        <w:rPr>
+          <w:sz w:val="28"/>
+          <w:szCs w:val="28"/>
+        </w:rPr>
+        <w:t xml:space="preserve"> </w:t>
+      </w:r>
+      <w:r>
+        <w:rPr>
+          <w:sz w:val="28"/>
+          <w:szCs w:val="28"/>
+        </w:rPr>
+        <w:t>Створена засобами Vagrant віртуальна машина у списку VirtualBox</w:t>
+      </w:r>
+    </w:p>
+    <w:p>
+      <w:pPr>
+        <w:suppressAutoHyphens w:val="0"/>
+        <w:spacing w:line="360" w:lineRule="auto"/>
+        <w:ind w:leftChars="0" w:left="0" w:firstLineChars="0" w:firstLine="709"/>
+        <w:jc w:val="both"/>
+        <w:textDirection w:val="lrTb"/>
+        <w:textAlignment w:val="auto"/>
+        <w:outlineLvl w:val="9"/>
+        <w:rPr>
+          <w:sz w:val="28"/>
+          <w:szCs w:val="28"/>
+        </w:rPr>
+      </w:pPr>
+      <w:r>
+        <w:rPr>
+          <w:sz w:val="28"/>
+          <w:szCs w:val="28"/>
+        </w:rPr>
+        <w:lastRenderedPageBreak/>
+        <w:t>Виконано вхід у консоль віртуальної машини під обліковим записом vagrant. Після завантаження системи відображено інформацію про версію</w:t>
+      </w:r>
+      <w:r>
+        <w:rPr>
+          <w:sz w:val="28"/>
+          <w:szCs w:val="28"/>
+        </w:rPr>
+        <w:t xml:space="preserve"> ОС (Ubuntu 22.04.5 LTS)</w:t>
+      </w:r>
+      <w:r>
+        <w:rPr>
+          <w:sz w:val="28"/>
+          <w:szCs w:val="28"/>
+        </w:rPr>
+        <w:t>.</w:t>
+      </w:r>
+    </w:p>
+    <w:p>
+      <w:pPr>
+        <w:suppressAutoHyphens w:val="0"/>
+        <w:spacing w:line="360" w:lineRule="auto"/>
+        <w:ind w:leftChars="0" w:left="0" w:firstLineChars="0" w:firstLine="0"/>
+        <w:jc w:val="center"/>
+        <w:textDirection w:val="lrTb"/>
+        <w:textAlignment w:val="auto"/>
+        <w:outlineLvl w:val="9"/>
+        <w:rPr>
+          <w:sz w:val="28"/>
+          <w:szCs w:val="28"/>
           <w:lang w:val="ru-RU"/>
         </w:rPr>
       </w:pPr>
@@ -1774,9 +1976,9 @@
           <w:lang w:val="ru-RU"/>
         </w:rPr>
         <w:drawing>
-          <wp:inline distT="0" distB="0" distL="0" distR="0" wp14:anchorId="0DDFBE81" wp14:editId="26B2EF1E">
-            <wp:extent cx="6299835" cy="4052570"/>
-            <wp:effectExtent l="0" t="0" r="5715" b="5080"/>
+          <wp:inline distT="0" distB="0" distL="0" distR="0" wp14:anchorId="0DDFBE81" wp14:editId="676B0575">
+            <wp:extent cx="5825201" cy="3571240"/>
+            <wp:effectExtent l="0" t="0" r="4445" b="0"/>
             <wp:docPr id="3" name="Рисунок 3"/>
             <wp:cNvGraphicFramePr>
               <a:graphicFrameLocks xmlns:a="http://schemas.openxmlformats.org/drawingml/2006/main" noChangeAspect="1"/>
@@ -1788,20 +1990,27 @@
                     <pic:cNvPr id="1" name=""/>
                     <pic:cNvPicPr/>
                   </pic:nvPicPr>
-                  <pic:blipFill>
+                  <pic:blipFill rotWithShape="1">
                     <a:blip r:embed="rId11"/>
-                    <a:stretch>
-                      <a:fillRect/>
-                    </a:stretch>
+                    <a:srcRect l="7505" t="3824" b="8026"/>
+                    <a:stretch/>
                   </pic:blipFill>
-                  <pic:spPr>
+                  <pic:spPr bwMode="auto">
                     <a:xfrm>
                       <a:off x="0" y="0"/>
-                      <a:ext cx="6299835" cy="4052570"/>
+                      <a:ext cx="5826992" cy="3572338"/>
                     </a:xfrm>
                     <a:prstGeom prst="rect">
                       <a:avLst/>
                     </a:prstGeom>
+                    <a:ln>
+                      <a:noFill/>
+                    </a:ln>
+                    <a:extLst>
+                      <a:ext uri="{53640926-AAD7-44D8-BBD7-CCE9431645EC}">
+                        <a14:shadowObscured xmlns:a14="http://schemas.microsoft.com/office/drawing/2010/main"/>
+                      </a:ext>
+                    </a:extLst>
                   </pic:spPr>
                 </pic:pic>
               </a:graphicData>
@@ -1822,7 +2031,114 @@
         <w:rPr>
           <w:sz w:val="28"/>
           <w:szCs w:val="28"/>
-          <w:lang w:val="ru-RU"/>
+        </w:rPr>
+      </w:pPr>
+      <w:r>
+        <w:rPr>
+          <w:sz w:val="28"/>
+          <w:szCs w:val="28"/>
+        </w:rPr>
+        <w:t xml:space="preserve">Рисунок </w:t>
+      </w:r>
+      <w:r>
+        <w:rPr>
+          <w:sz w:val="28"/>
+          <w:szCs w:val="28"/>
+        </w:rPr>
+        <w:t>3</w:t>
+      </w:r>
+      <w:r>
+        <w:rPr>
+          <w:sz w:val="28"/>
+          <w:szCs w:val="28"/>
+        </w:rPr>
+        <w:t xml:space="preserve"> –</w:t>
+      </w:r>
+      <w:r>
+        <w:rPr>
+          <w:sz w:val="28"/>
+          <w:szCs w:val="28"/>
+        </w:rPr>
+        <w:t xml:space="preserve"> </w:t>
+      </w:r>
+      <w:r>
+        <w:rPr>
+          <w:sz w:val="28"/>
+          <w:szCs w:val="28"/>
+        </w:rPr>
+        <w:t>Консоль віртуальної машини lr4-ubuntu після успішного входу</w:t>
+      </w:r>
+    </w:p>
+    <w:p>
+      <w:pPr>
+        <w:suppressAutoHyphens w:val="0"/>
+        <w:spacing w:line="360" w:lineRule="auto"/>
+        <w:ind w:leftChars="0" w:left="0" w:firstLineChars="0" w:firstLine="709"/>
+        <w:jc w:val="both"/>
+        <w:textDirection w:val="lrTb"/>
+        <w:textAlignment w:val="auto"/>
+        <w:outlineLvl w:val="9"/>
+        <w:rPr>
+          <w:sz w:val="28"/>
+          <w:szCs w:val="28"/>
+        </w:rPr>
+      </w:pPr>
+      <w:r>
+        <w:rPr>
+          <w:sz w:val="28"/>
+          <w:szCs w:val="28"/>
+        </w:rPr>
+        <w:t>Для перевірки можливості обміну файлами між фізичним та віртуальним середовищами перевірено вміст синхронізованої директорії /home/vagrant/shared. Ця директорія автоматично прив</w:t>
+      </w:r>
+      <w:r>
+        <w:rPr>
+          <w:sz w:val="28"/>
+          <w:szCs w:val="28"/>
+        </w:rPr>
+        <w:t>’</w:t>
+      </w:r>
+      <w:r>
+        <w:rPr>
+          <w:sz w:val="28"/>
+          <w:szCs w:val="28"/>
+        </w:rPr>
+        <w:t>язана Vagrant до локальної папки shared на хост-машині та містить файли index.html і style.css, скопійовані туди заздалегідь на фізичній машині. Наявність цих файлів у гостьовій ОС підтверджує коректну роботу синхронізованої папки.</w:t>
+      </w:r>
+    </w:p>
+    <w:p>
+      <w:pPr>
+        <w:suppressAutoHyphens w:val="0"/>
+        <w:spacing w:line="360" w:lineRule="auto"/>
+        <w:ind w:leftChars="0" w:left="0" w:firstLineChars="0" w:firstLine="709"/>
+        <w:jc w:val="both"/>
+        <w:textDirection w:val="lrTb"/>
+        <w:textAlignment w:val="auto"/>
+        <w:outlineLvl w:val="9"/>
+        <w:rPr>
+          <w:sz w:val="28"/>
+          <w:szCs w:val="28"/>
+        </w:rPr>
+      </w:pPr>
+      <w:r>
+        <w:rPr>
+          <w:sz w:val="28"/>
+          <w:szCs w:val="28"/>
+        </w:rPr>
+        <w:t>На віртуальній машині встановлено та запущено веб-сервер Apache2. У синхронізовану директорію shared додано простий HTML-сайт, що складається з файлів index.html та style.css. Ці файли скопійовано до робочого каталогу сервера, після чого сайт став доступний у браузері фізичної машини за адресою http://192.168.56.10.</w:t>
+      </w:r>
+    </w:p>
+    <w:p>
+      <w:pPr>
+        <w:suppressAutoHyphens w:val="0"/>
+        <w:spacing w:line="360" w:lineRule="auto"/>
+        <w:ind w:leftChars="0" w:left="0" w:firstLineChars="0" w:firstLine="0"/>
+        <w:jc w:val="center"/>
+        <w:textDirection w:val="lrTb"/>
+        <w:textAlignment w:val="auto"/>
+        <w:outlineLvl w:val="9"/>
+        <w:rPr>
+          <w:sz w:val="28"/>
+          <w:szCs w:val="28"/>
         </w:rPr>
       </w:pPr>
       <w:r>
@@ -1869,6 +2185,48 @@
           </wp:inline>
         </w:drawing>
       </w:r>
+      <w:r>
+        <w:rPr>
+          <w:sz w:val="28"/>
+          <w:szCs w:val="28"/>
+        </w:rPr>
+        <w:t xml:space="preserve"> </w:t>
+      </w:r>
+      <w:r>
+        <w:rPr>
+          <w:sz w:val="28"/>
+          <w:szCs w:val="28"/>
+        </w:rPr>
+        <w:t xml:space="preserve">Рисунок </w:t>
+      </w:r>
+      <w:r>
+        <w:rPr>
+          <w:sz w:val="28"/>
+          <w:szCs w:val="28"/>
+        </w:rPr>
+        <w:t>4</w:t>
+      </w:r>
+      <w:r>
+        <w:rPr>
+          <w:sz w:val="28"/>
+          <w:szCs w:val="28"/>
+        </w:rPr>
+        <w:t xml:space="preserve"> –</w:t>
+      </w:r>
+      <w:r>
+        <w:rPr>
+          <w:sz w:val="28"/>
+          <w:szCs w:val="28"/>
+        </w:rPr>
+        <w:t xml:space="preserve"> </w:t>
+      </w:r>
+      <w:r>
+        <w:rPr>
+          <w:sz w:val="28"/>
+          <w:szCs w:val="28"/>
+        </w:rPr>
+        <w:t>Перевірка вмісту синхронізованої директорії /home/vagrant/shared</w:t>
+      </w:r>
     </w:p>
     <w:p>
       <w:pPr>
@@ -1941,30 +2299,28 @@
         <w:rPr>
           <w:sz w:val="28"/>
           <w:szCs w:val="28"/>
-          <w:lang w:val="ru-RU"/>
-        </w:rPr>
-      </w:pPr>
-    </w:p>
-    <w:p>
-      <w:pPr>
-        <w:suppressAutoHyphens w:val="0"/>
-        <w:spacing w:line="360" w:lineRule="auto"/>
-        <w:ind w:leftChars="0" w:left="0" w:firstLineChars="0" w:firstLine="0"/>
-        <w:jc w:val="center"/>
-        <w:textDirection w:val="lrTb"/>
-        <w:textAlignment w:val="auto"/>
-        <w:outlineLvl w:val="9"/>
-        <w:rPr>
-          <w:sz w:val="28"/>
-          <w:szCs w:val="28"/>
-        </w:rPr>
-      </w:pPr>
-      <w:r>
-        <w:rPr>
-          <w:sz w:val="28"/>
-          <w:szCs w:val="28"/>
-        </w:rPr>
-        <w:t>Рисунок 1 –</w:t>
+        </w:rPr>
+      </w:pPr>
+      <w:r>
+        <w:rPr>
+          <w:sz w:val="28"/>
+          <w:szCs w:val="28"/>
+        </w:rPr>
+        <w:t xml:space="preserve">Рисунок </w:t>
+      </w:r>
+      <w:r>
+        <w:rPr>
+          <w:sz w:val="28"/>
+          <w:szCs w:val="28"/>
+        </w:rPr>
+        <w:t>5</w:t>
+      </w:r>
+      <w:r>
+        <w:rPr>
+          <w:sz w:val="28"/>
+          <w:szCs w:val="28"/>
+        </w:rPr>
+        <w:t xml:space="preserve"> –</w:t>
       </w:r>
       <w:r>
         <w:rPr>
@@ -1978,29 +2334,14 @@
           <w:sz w:val="28"/>
           <w:szCs w:val="28"/>
         </w:rPr>
-        <w:t>Результат тестування</w:t>
-      </w:r>
-    </w:p>
-    <w:p>
-      <w:pPr>
-        <w:suppressAutoHyphens w:val="0"/>
-        <w:spacing w:line="360" w:lineRule="auto"/>
-        <w:ind w:leftChars="0" w:left="0" w:firstLineChars="0" w:firstLine="709"/>
-        <w:jc w:val="both"/>
-        <w:textDirection w:val="lrTb"/>
-        <w:textAlignment w:val="auto"/>
-        <w:outlineLvl w:val="9"/>
-        <w:rPr>
-          <w:sz w:val="28"/>
-          <w:szCs w:val="28"/>
-        </w:rPr>
-      </w:pPr>
-      <w:r>
-        <w:rPr>
-          <w:sz w:val="28"/>
-          <w:szCs w:val="28"/>
-        </w:rPr>
-        <w:t>Таблиця 1 – Параметри опису usecase</w:t>
+        <w:t xml:space="preserve">Веб-сайт, </w:t>
+      </w:r>
+      <w:r>
+        <w:rPr>
+          <w:sz w:val="28"/>
+          <w:szCs w:val="28"/>
+        </w:rPr>
+        <w:t>відкритий у браузері</w:t>
       </w:r>
     </w:p>
     <w:p>
@@ -2031,43 +2372,14 @@
           <w:sz w:val="28"/>
           <w:szCs w:val="28"/>
         </w:rPr>
-        <w:t>Під час виконання лабораторної роботи №</w:t>
-      </w:r>
-      <w:r>
-        <w:rPr>
-          <w:sz w:val="28"/>
-          <w:szCs w:val="28"/>
-        </w:rPr>
-        <w:t>4</w:t>
-      </w:r>
-      <w:r>
-        <w:rPr>
-          <w:sz w:val="28"/>
-          <w:szCs w:val="28"/>
-        </w:rPr>
-        <w:t xml:space="preserve"> </w:t>
-      </w:r>
-      <w:r>
-        <w:rPr>
-          <w:sz w:val="28"/>
-          <w:szCs w:val="28"/>
-        </w:rPr>
-        <w:t>набуто</w:t>
-      </w:r>
-      <w:r>
-        <w:rPr>
-          <w:sz w:val="28"/>
-          <w:szCs w:val="28"/>
-        </w:rPr>
-        <w:t xml:space="preserve"> навички роботи </w:t>
-      </w:r>
-      <w:r>
-        <w:rPr>
-          <w:color w:val="FF0000"/>
-          <w:sz w:val="28"/>
-          <w:szCs w:val="28"/>
-        </w:rPr>
-        <w:t>з інструментом для тестування Selenium Webdriver API</w:t>
+        <w:t>Під час виконання лабораторної роботи №4 вивчено принципи автоматизації створення та налаштування віртуальних середовищ за допомогою інструменту Vagrant. Набуто практичних навичок роботи з конфігураційним файлом Vagrantfile. Звіт оформлено</w:t>
+      </w:r>
+      <w:r>
+        <w:rPr>
+          <w:sz w:val="28"/>
+          <w:szCs w:val="28"/>
+        </w:rPr>
+        <w:t xml:space="preserve"> згідно з чинними вимогами ДСТУ</w:t>
       </w:r>
       <w:r>
         <w:rPr>
@@ -2075,20 +2387,6 @@
           <w:szCs w:val="28"/>
         </w:rPr>
         <w:t>.</w:t>
-      </w:r>
-      <w:r>
-        <w:rPr>
-          <w:sz w:val="28"/>
-          <w:szCs w:val="28"/>
-        </w:rPr>
-        <w:t xml:space="preserve"> </w:t>
-      </w:r>
-      <w:r>
-        <w:rPr>
-          <w:sz w:val="28"/>
-          <w:szCs w:val="28"/>
-        </w:rPr>
-        <w:t>Завдяки використанню набутих навичок виконано завдання з лабораторної роботи. Звіт оформлено згідно ДСТУ.</w:t>
       </w:r>
       <w:r>
         <w:rPr>
@@ -2252,16 +2550,7 @@
           <w:sz w:val="28"/>
           <w:szCs w:val="28"/>
         </w:rPr>
-        <w:t xml:space="preserve">  # Базовий образ віртуальної машини </w:t>
-      </w:r>
-      <w:bookmarkStart w:id="0" w:name="_GoBack"/>
-      <w:bookmarkEnd w:id="0"/>
-      <w:r>
-        <w:rPr>
-          <w:sz w:val="28"/>
-          <w:szCs w:val="28"/>
-        </w:rPr>
-        <w:t>Ubuntu 22.04 LTS (Jammy Jellyfish), 64-bit</w:t>
+        <w:t xml:space="preserve">  # Базовий образ віртуальної машини Ubuntu 22.04 LTS (Jammy Jellyfish), 64-bit</w:t>
       </w:r>
     </w:p>
     <w:p>
@@ -8826,7 +9115,7 @@
 </file>
 
 <file path=customXml/itemProps2.xml><?xml version="1.0" encoding="utf-8"?>
-<ds:datastoreItem xmlns:ds="http://schemas.openxmlformats.org/officeDocument/2006/customXml" ds:itemID="{5843BB8E-F391-4471-A18D-1296FD93A9CA}">
+<ds:datastoreItem xmlns:ds="http://schemas.openxmlformats.org/officeDocument/2006/customXml" ds:itemID="{0FBBA111-B6B3-4BBB-BE0B-EAA838C8254F}">
   <ds:schemaRefs>
     <ds:schemaRef ds:uri="http://schemas.openxmlformats.org/officeDocument/2006/bibliography"/>
   </ds:schemaRefs>
